--- a/QED Course/Lesson 42 The Field Tensor.docx
+++ b/QED Course/Lesson 42 The Field Tensor.docx
@@ -58,7 +58,7 @@
     </w:p>
     <w:p>
       <w:pPr>
-        <w:pStyle w:val="Heading1"/>
+        <w:pStyle w:val="Heading2"/>
       </w:pPr>
       <w:r>
         <w:t>How to use this lesson</w:t>
@@ -66,12 +66,12 @@
     </w:p>
     <w:p>
       <w:r>
-        <w:t>Lesson 41 assembled ℒ_QED and derived one set of Maxwell's equations, the inhomogeneous set ∂_μF^μν=j^ν, from the Euler-Lagrange equation for A_ν. This lesson looks more closely at F_μν itself: writing out every one of its sixteen components explicitly in terms of the electric and magnetic fields, showing that the other set of Maxwell's equations, the homogeneous set (∇·B=0 and Faraday's law), requires no dynamics at all and follows automatically from F_μν's definition as ∂_μA_ν−∂_νA_μ, and identifying the two independent combinations of E and B that stay the same in every inertial frame. None of this changes the physics already established; it organizes it, and the organization pays off immediately in Lesson 44's treatment of the electron-photon vertex. Expect four to six hours.</w:t>
+        <w:t>Lesson 41 assembled ℒ_QED and derived one set of Maxwell's equations, the inhomogeneous set ∂_μF^μν=j^ν, from the Euler–Lagrange equation for A_ν. This lesson looks more closely at F_μν itself: writing out every one of its sixteen components explicitly in terms of the electric and magnetic fields, showing that the other set of Maxwell's equations, the homogeneous set (∇·B=0 and Faraday's law), requires no dynamics at all and follows automatically from F_μν's definition as ∂_μA_ν−∂_νA_μ, and identifying the two independent combinations of E and B that stay the same in every inertial frame. None of this changes the physics already established; it organizes it, and the organization pays off immediately in Lesson 44's treatment of the electron-photon vertex. Expect four to six hours.</w:t>
       </w:r>
     </w:p>
     <w:p>
       <w:pPr>
-        <w:pStyle w:val="Heading2"/>
+        <w:pStyle w:val="Heading3"/>
       </w:pPr>
       <w:r>
         <w:t>Learning objectives</w:t>
@@ -143,7 +143,7 @@
     </w:p>
     <w:p>
       <w:pPr>
-        <w:pStyle w:val="Heading2"/>
+        <w:pStyle w:val="Heading3"/>
       </w:pPr>
       <w:r>
         <w:t>Notation and conventions</w:t>
@@ -433,7 +433,7 @@
     </w:tbl>
     <w:p>
       <w:pPr>
-        <w:pStyle w:val="Heading1"/>
+        <w:pStyle w:val="Heading2"/>
       </w:pPr>
       <w:r>
         <w:t>1 The matrix form of F_μν</w:t>
@@ -441,7 +441,7 @@
     </w:p>
     <w:p>
       <w:pPr>
-        <w:pStyle w:val="Heading2"/>
+        <w:pStyle w:val="Heading3"/>
       </w:pPr>
       <w:r>
         <w:t>1.1 All sixteen components</w:t>
@@ -1032,7 +1032,7 @@
     </w:p>
     <w:p>
       <w:pPr>
-        <w:pStyle w:val="Heading2"/>
+        <w:pStyle w:val="Heading3"/>
       </w:pPr>
       <w:r>
         <w:t>1.2 Six independent numbers</w:t>
@@ -1044,10 +1044,11 @@
       </w:r>
     </w:p>
     <w:p>
-      <w:pPr>
-        <w:pStyle w:val="Heading3"/>
-      </w:pPr>
       <w:r>
+        <w:rPr>
+          <w:b/>
+          <w:i/>
+        </w:rPr>
         <w:t>Worked example 1</w:t>
       </w:r>
     </w:p>
@@ -1058,7 +1059,7 @@
     </w:p>
     <w:p>
       <w:pPr>
-        <w:pStyle w:val="Heading1"/>
+        <w:pStyle w:val="Heading2"/>
       </w:pPr>
       <w:r>
         <w:t>2 The homogeneous Maxwell equations as an identity</w:t>
@@ -1066,7 +1067,7 @@
     </w:p>
     <w:p>
       <w:pPr>
-        <w:pStyle w:val="Heading2"/>
+        <w:pStyle w:val="Heading3"/>
       </w:pPr>
       <w:r>
         <w:t>2.1 The cyclic identity</w:t>
@@ -1178,7 +1179,7 @@
     </w:p>
     <w:p>
       <w:pPr>
-        <w:pStyle w:val="Heading2"/>
+        <w:pStyle w:val="Heading3"/>
       </w:pPr>
       <w:r>
         <w:t>2.2 What the identity contains</w:t>
@@ -1220,10 +1221,11 @@
       </w:r>
     </w:p>
     <w:p>
-      <w:pPr>
-        <w:pStyle w:val="Heading3"/>
-      </w:pPr>
       <w:r>
+        <w:rPr>
+          <w:b/>
+          <w:i/>
+        </w:rPr>
         <w:t>Worked example 2</w:t>
       </w:r>
     </w:p>
@@ -1234,7 +1236,7 @@
     </w:p>
     <w:p>
       <w:pPr>
-        <w:pStyle w:val="Heading1"/>
+        <w:pStyle w:val="Heading2"/>
       </w:pPr>
       <w:r>
         <w:t>3 The inhomogeneous equations, reduced</w:t>
@@ -1242,7 +1244,7 @@
     </w:p>
     <w:p>
       <w:pPr>
-        <w:pStyle w:val="Heading2"/>
+        <w:pStyle w:val="Heading3"/>
       </w:pPr>
       <w:r>
         <w:t>3.1 Gauss's law</w:t>
@@ -1255,7 +1257,7 @@
     </w:p>
     <w:p>
       <w:pPr>
-        <w:pStyle w:val="Heading2"/>
+        <w:pStyle w:val="Heading3"/>
       </w:pPr>
       <w:r>
         <w:t>3.2 The Ampère-Maxwell law</w:t>
@@ -1312,10 +1314,11 @@
       </w:r>
     </w:p>
     <w:p>
-      <w:pPr>
-        <w:pStyle w:val="Heading3"/>
-      </w:pPr>
       <w:r>
+        <w:rPr>
+          <w:b/>
+          <w:i/>
+        </w:rPr>
         <w:t>Worked example 3</w:t>
       </w:r>
     </w:p>
@@ -1326,7 +1329,7 @@
     </w:p>
     <w:p>
       <w:pPr>
-        <w:pStyle w:val="Heading1"/>
+        <w:pStyle w:val="Heading2"/>
       </w:pPr>
       <w:r>
         <w:t>4 Lorentz invariants built from F_μν</w:t>
@@ -1334,7 +1337,7 @@
     </w:p>
     <w:p>
       <w:pPr>
-        <w:pStyle w:val="Heading2"/>
+        <w:pStyle w:val="Heading3"/>
       </w:pPr>
       <w:r>
         <w:t>4.1 The first invariant</w:t>
@@ -1419,7 +1422,7 @@
     </w:p>
     <w:p>
       <w:pPr>
-        <w:pStyle w:val="Heading2"/>
+        <w:pStyle w:val="Heading3"/>
       </w:pPr>
       <w:r>
         <w:t>4.2 The second invariant</w:t>
@@ -1564,7 +1567,7 @@
     </w:p>
     <w:p>
       <w:pPr>
-        <w:pStyle w:val="Heading2"/>
+        <w:pStyle w:val="Heading3"/>
       </w:pPr>
       <w:r>
         <w:t>4.3 Physical meaning</w:t>
@@ -1576,10 +1579,11 @@
       </w:r>
     </w:p>
     <w:p>
-      <w:pPr>
-        <w:pStyle w:val="Heading3"/>
-      </w:pPr>
       <w:r>
+        <w:rPr>
+          <w:b/>
+          <w:i/>
+        </w:rPr>
         <w:t>Worked example 4</w:t>
       </w:r>
     </w:p>
@@ -1590,7 +1594,7 @@
     </w:p>
     <w:p>
       <w:pPr>
-        <w:pStyle w:val="Heading1"/>
+        <w:pStyle w:val="Heading2"/>
       </w:pPr>
       <w:r>
         <w:t>5 Connections to QED</w:t>
@@ -1847,7 +1851,7 @@
     </w:p>
     <w:p>
       <w:pPr>
-        <w:pStyle w:val="Heading1"/>
+        <w:pStyle w:val="Heading2"/>
       </w:pPr>
       <w:r>
         <w:t>6 Summary</w:t>
@@ -1939,7 +1943,7 @@
     </w:p>
     <w:p>
       <w:pPr>
-        <w:pStyle w:val="Heading1"/>
+        <w:pStyle w:val="Heading2"/>
       </w:pPr>
       <w:r>
         <w:t>Exercises</w:t>
@@ -2599,7 +2603,7 @@
     </w:tbl>
     <w:p>
       <w:pPr>
-        <w:pStyle w:val="Heading1"/>
+        <w:pStyle w:val="Heading2"/>
       </w:pPr>
       <w:r>
         <w:t>Solutions</w:t>
@@ -2831,7 +2835,7 @@
     </w:p>
     <w:p>
       <w:pPr>
-        <w:pStyle w:val="Heading1"/>
+        <w:pStyle w:val="Heading2"/>
       </w:pPr>
       <w:r>
         <w:t>Mastery checklist</w:t>
@@ -2895,7 +2899,7 @@
     </w:p>
     <w:p>
       <w:pPr>
-        <w:pStyle w:val="Heading1"/>
+        <w:pStyle w:val="Heading2"/>
       </w:pPr>
       <w:r>
         <w:t>Next lesson</w:t>
